--- a/campus network.docx
+++ b/campus network.docx
@@ -11,8 +11,6 @@
           <w:szCs w:val="24"/>
         </w:rPr>
       </w:pPr>
-      <w:bookmarkStart w:id="0" w:name="_GoBack"/>
-      <w:bookmarkEnd w:id="0"/>
       <w:r>
         <w:rPr>
           <w:rFonts w:cstheme="minorHAnsi"/>
@@ -43,13 +41,21 @@
         </w:numPr>
         <w:spacing w:before="100" w:beforeAutospacing="1" w:after="100" w:afterAutospacing="1" w:line="240" w:lineRule="auto"/>
         <w:ind w:left="1080" w:leftChars="0" w:right="0" w:rightChars="0"/>
-      </w:pPr>
-      <w:r>
+        <w:rPr>
+          <w:rFonts w:hint="default"/>
+          <w:lang w:val="en-US"/>
+        </w:rPr>
+      </w:pPr>
+      <w:r>
+        <w:rPr>
+          <w:rFonts w:hint="default"/>
+          <w:lang w:val="en-US"/>
+        </w:rPr>
         <w:drawing>
           <wp:inline distT="0" distB="0" distL="114300" distR="114300">
-            <wp:extent cx="6493510" cy="2374265"/>
-            <wp:effectExtent l="0" t="0" r="13970" b="3175"/>
-            <wp:docPr id="2" name="Picture 2"/>
+            <wp:extent cx="5939790" cy="2354580"/>
+            <wp:effectExtent l="0" t="0" r="3810" b="7620"/>
+            <wp:docPr id="1" name="Picture 1" descr="topology"/>
             <wp:cNvGraphicFramePr>
               <a:graphicFrameLocks xmlns:a="http://schemas.openxmlformats.org/drawingml/2006/main" noChangeAspect="1"/>
             </wp:cNvGraphicFramePr>
@@ -57,7 +63,7 @@
               <a:graphicData uri="http://schemas.openxmlformats.org/drawingml/2006/picture">
                 <pic:pic xmlns:pic="http://schemas.openxmlformats.org/drawingml/2006/picture">
                   <pic:nvPicPr>
-                    <pic:cNvPr id="2" name="Picture 2"/>
+                    <pic:cNvPr id="1" name="Picture 1" descr="topology"/>
                     <pic:cNvPicPr>
                       <a:picLocks noChangeAspect="1"/>
                     </pic:cNvPicPr>
@@ -71,15 +77,11 @@
                   <pic:spPr>
                     <a:xfrm>
                       <a:off x="0" y="0"/>
-                      <a:ext cx="6493510" cy="2374265"/>
+                      <a:ext cx="5939790" cy="2354580"/>
                     </a:xfrm>
                     <a:prstGeom prst="rect">
                       <a:avLst/>
                     </a:prstGeom>
-                    <a:noFill/>
-                    <a:ln>
-                      <a:noFill/>
-                    </a:ln>
                   </pic:spPr>
                 </pic:pic>
               </a:graphicData>
@@ -87,6 +89,8 @@
           </wp:inline>
         </w:drawing>
       </w:r>
+      <w:bookmarkStart w:id="0" w:name="_GoBack"/>
+      <w:bookmarkEnd w:id="0"/>
     </w:p>
     <w:p>
       <w:pPr>
